--- a/pr-preview/pr-168/chapters/defining-terms.docx
+++ b/pr-preview/pr-168/chapters/defining-terms.docx
@@ -15,7 +15,7 @@
         <w:pStyle w:val="Date"/>
       </w:pPr>
       <w:r>
-        <w:t xml:space="preserve">Last modified: 2026-10-12 14:46:54 (PDT)</w:t>
+        <w:t xml:space="preserve">Last modified: 2026-10-12 15:27:23 (PDT)</w:t>
       </w:r>
     </w:p>
     <w:p>

--- a/pr-preview/pr-168/chapters/defining-terms.docx
+++ b/pr-preview/pr-168/chapters/defining-terms.docx
@@ -15,7 +15,7 @@
         <w:pStyle w:val="Date"/>
       </w:pPr>
       <w:r>
-        <w:t xml:space="preserve">Last modified: 2026-10-12 15:27:23 (PDT)</w:t>
+        <w:t xml:space="preserve">Last modified: 2026-10-12 16:12:27 (PDT)</w:t>
       </w:r>
     </w:p>
     <w:p>

--- a/pr-preview/pr-168/chapters/defining-terms.docx
+++ b/pr-preview/pr-168/chapters/defining-terms.docx
@@ -15,7 +15,7 @@
         <w:pStyle w:val="Date"/>
       </w:pPr>
       <w:r>
-        <w:t xml:space="preserve">Last modified: 2026-10-12 16:12:27 (PDT)</w:t>
+        <w:t xml:space="preserve">Last modified: 2026-10-12 22:31:45 (PDT)</w:t>
       </w:r>
     </w:p>
     <w:p>
@@ -2878,6 +2878,60 @@
       </w:r>
       <w:r>
         <w:t xml:space="preserve">and invites the reader to treat one sample’s value as the quantity itself.</w:t>
+      </w:r>
+      <w:r>
+        <w:t xml:space="preserve"> </w:t>
+      </w:r>
+      <w:r>
+        <w:t xml:space="preserve">Keep that order across the whole document, not only within one definition:</w:t>
+      </w:r>
+      <w:r>
+        <w:t xml:space="preserve"> </w:t>
+      </w:r>
+      <w:r>
+        <w:t xml:space="preserve">the estimand’s definition, with its exercise and example,</w:t>
+      </w:r>
+      <w:r>
+        <w:t xml:space="preserve"> </w:t>
+      </w:r>
+      <w:r>
+        <w:t xml:space="preserve">comes before the estimator’s, and the estimator’s definition links back to it.</w:t>
+      </w:r>
+      <w:r>
+        <w:t xml:space="preserve"> </w:t>
+      </w:r>
+      <w:r>
+        <w:t xml:space="preserve">For example, define the risk of a model, its expected loss on new data,</w:t>
+      </w:r>
+      <w:r>
+        <w:t xml:space="preserve"> </w:t>
+      </w:r>
+      <w:r>
+        <w:t xml:space="preserve">before the empirical risk, its average loss on the training data;</w:t>
+      </w:r>
+      <w:r>
+        <w:t xml:space="preserve"> </w:t>
+      </w:r>
+      <w:r>
+        <w:t xml:space="preserve">define the population mean before the sample mean,</w:t>
+      </w:r>
+      <w:r>
+        <w:t xml:space="preserve"> </w:t>
+      </w:r>
+      <w:r>
+        <w:t xml:space="preserve">and a parameter before its maximum likelihood estimate.</w:t>
+      </w:r>
+      <w:r>
+        <w:t xml:space="preserve"> </w:t>
+      </w:r>
+      <w:r>
+        <w:t xml:space="preserve">Reading the estimator first leaves the reader with a formula</w:t>
+      </w:r>
+      <w:r>
+        <w:t xml:space="preserve"> </w:t>
+      </w:r>
+      <w:r>
+        <w:t xml:space="preserve">and no answer to the question of what it is for.</w:t>
       </w:r>
       <w:r>
         <w:t xml:space="preserve"> </w:t>
